--- a/EXPORTS/DOCX/published/niveau3/English/UniversityMus.docx
+++ b/EXPORTS/DOCX/published/niveau3/English/UniversityMus.docx
@@ -154,7 +154,7 @@
             <w:rPr>
               <w:rStyle w:val="Hyperlink"/>
             </w:rPr>
-            <w:t>scientif</w:t>
+            <w:t>scientifi</w:t>
           </w:r>
         </w:hyperlink>
       </w:r>
@@ -165,13 +165,36 @@
           <w:i w:val="0"/>
           <w:color w:val="0000FF"/>
           <w:sz w:val="24"/>
+          <w:u w:val="single"/>
+        </w:rPr>
+        <w:t>c</w:t>
+      </w:r>
+      <w:r>
+        <w:rPr>
+          <w:rFonts w:ascii="Charis SIL Italic" w:hAnsi="Charis SIL Italic" w:eastAsia="Charis SIL Italic"/>
+          <w:b w:val="0"/>
+          <w:i w:val="0"/>
+          <w:color w:val="0000FF"/>
+          <w:sz w:val="24"/>
+          <w:u w:val="single"/>
+        </w:rPr>
+        <w:t xml:space="preserve"> </w:t>
+      </w:r>
+      <w:r>
+        <w:rPr>
+          <w:rFonts w:ascii="Charis SIL Italic" w:hAnsi="Charis SIL Italic" w:eastAsia="Charis SIL Italic"/>
+          <w:b w:val="0"/>
+          <w:i w:val="0"/>
+          <w:color w:val="0000FF"/>
+          <w:sz w:val="24"/>
+          <w:u w:val="single"/>
         </w:rPr>
         <w:hyperlink r:id="rId9" w:history="1">
           <w:r>
             <w:rPr>
               <w:rStyle w:val="Hyperlink"/>
             </w:rPr>
-            <w:t>i</w:t>
+            <w:t>interes</w:t>
           </w:r>
         </w:hyperlink>
       </w:r>
@@ -182,38 +205,8 @@
           <w:i w:val="0"/>
           <w:color w:val="0000FF"/>
           <w:sz w:val="24"/>
-          <w:u w:val="single"/>
-        </w:rPr>
-        <w:t>c</w:t>
-      </w:r>
-      <w:r>
-        <w:rPr>
-          <w:rFonts w:ascii="Charis SIL Italic" w:hAnsi="Charis SIL Italic" w:eastAsia="Charis SIL Italic"/>
-          <w:b w:val="0"/>
-          <w:i w:val="0"/>
-          <w:color w:val="0000FF"/>
-          <w:sz w:val="24"/>
-          <w:u w:val="single"/>
-        </w:rPr>
-        <w:t xml:space="preserve"> </w:t>
-      </w:r>
-      <w:r>
-        <w:rPr>
-          <w:rFonts w:ascii="Charis SIL Italic" w:hAnsi="Charis SIL Italic" w:eastAsia="Charis SIL Italic"/>
-          <w:b w:val="0"/>
-          <w:i w:val="0"/>
-          <w:color w:val="0000FF"/>
-          <w:sz w:val="24"/>
-          <w:u w:val="single"/>
-        </w:rPr>
-        <w:hyperlink r:id="rId9" w:history="1">
-          <w:r>
-            <w:rPr>
-              <w:rStyle w:val="Hyperlink"/>
-            </w:rPr>
-            <w:t>interest</w:t>
-          </w:r>
-        </w:hyperlink>
+        </w:rPr>
+        <w:t>t</w:t>
       </w:r>
       <w:r>
         <w:rPr>
@@ -535,7 +528,50 @@
           <w:color w:val="000000"/>
           <w:sz w:val="24"/>
         </w:rPr>
-        <w:t>rmer [Gerardus van der</w:t>
+        <w:hyperlink r:id="rId10" w:history="1">
+          <w:r>
+            <w:rPr>
+              <w:rStyle w:val="Hyperlink"/>
+            </w:rPr>
+            <w:t>rmer [Gerar</w:t>
+          </w:r>
+        </w:hyperlink>
+      </w:r>
+      <w:r>
+        <w:rPr>
+          <w:u w:val="single" w:color="0000ff"/>
+          <w:rFonts w:ascii="Charis SIL Italic" w:hAnsi="Charis SIL Italic" w:eastAsia="Charis SIL Italic"/>
+          <w:b w:val="0"/>
+          <w:i w:val="0"/>
+          <w:color w:val="000000"/>
+          <w:sz w:val="24"/>
+        </w:rPr>
+        <w:hyperlink r:id="rId10" w:history="1">
+          <w:r>
+            <w:rPr>
+              <w:rStyle w:val="Hyperlink"/>
+            </w:rPr>
+            <w:t>d</w:t>
+          </w:r>
+        </w:hyperlink>
+      </w:r>
+      <w:r>
+        <w:rPr>
+          <w:u w:val="single" w:color="0000ff"/>
+          <w:rFonts w:ascii="Charis SIL Italic" w:hAnsi="Charis SIL Italic" w:eastAsia="Charis SIL Italic"/>
+          <w:b w:val="0"/>
+          <w:i w:val="0"/>
+          <w:color w:val="000000"/>
+          <w:sz w:val="24"/>
+        </w:rPr>
+        <w:hyperlink r:id="rId10" w:history="1">
+          <w:r>
+            <w:rPr>
+              <w:rStyle w:val="Hyperlink"/>
+            </w:rPr>
+            <w:t>us van der</w:t>
+          </w:r>
+        </w:hyperlink>
       </w:r>
       <w:r>
         <w:rPr>
@@ -1749,8 +1785,16 @@
           <w:i w:val="0"/>
           <w:color w:val="0000FF"/>
           <w:sz w:val="24"/>
-        </w:rPr>
-        <w:t>a</w:t>
+          <w:u w:val="single"/>
+        </w:rPr>
+        <w:hyperlink r:id="rId18" w:history="1">
+          <w:r>
+            <w:rPr>
+              <w:rStyle w:val="Hyperlink"/>
+            </w:rPr>
+            <w:t>a</w:t>
+          </w:r>
+        </w:hyperlink>
       </w:r>
       <w:r>
         <w:rPr>
@@ -2532,7 +2576,25 @@
           <w:color w:val="000000"/>
           <w:sz w:val="24"/>
         </w:rPr>
-        <w:t>il 2003 th</w:t>
+        <w:t>i</w:t>
+      </w:r>
+      <w:r>
+        <w:rPr>
+          <w:u w:val="single" w:color="0000ff"/>
+          <w:rFonts w:ascii="Charis SIL Italic" w:hAnsi="Charis SIL Italic" w:eastAsia="Charis SIL Italic"/>
+          <w:b w:val="0"/>
+          <w:i w:val="0"/>
+          <w:color w:val="000000"/>
+          <w:sz w:val="24"/>
+        </w:rPr>
+        <w:hyperlink r:id="rId22" w:history="1">
+          <w:r>
+            <w:rPr>
+              <w:rStyle w:val="Hyperlink"/>
+            </w:rPr>
+            <w:t>l 2003 th</w:t>
+          </w:r>
+        </w:hyperlink>
       </w:r>
       <w:r>
         <w:rPr>
@@ -3119,7 +3181,35 @@
           <w:color w:val="000000"/>
           <w:sz w:val="24"/>
         </w:rPr>
-        <w:t xml:space="preserve"> (KITLV). Detailed inform</w:t>
+        <w:t xml:space="preserve"> (KITLV). Detailed</w:t>
+      </w:r>
+      <w:r>
+        <w:rPr>
+          <w:u w:val="single" w:color="0000ff"/>
+          <w:rFonts w:ascii="Charis SIL Italic" w:hAnsi="Charis SIL Italic" w:eastAsia="Charis SIL Italic"/>
+          <w:b w:val="0"/>
+          <w:i w:val="0"/>
+          <w:color w:val="000000"/>
+          <w:sz w:val="24"/>
+        </w:rPr>
+        <w:hyperlink r:id="rId25" w:history="1">
+          <w:r>
+            <w:rPr>
+              <w:rStyle w:val="Hyperlink"/>
+            </w:rPr>
+            <w:t xml:space="preserve"> infor</w:t>
+          </w:r>
+        </w:hyperlink>
+      </w:r>
+      <w:r>
+        <w:rPr>
+          <w:rFonts w:ascii="Charis SIL Italic" w:hAnsi="Charis SIL Italic" w:eastAsia="Charis SIL Italic"/>
+          <w:b w:val="0"/>
+          <w:i w:val="0"/>
+          <w:color w:val="000000"/>
+          <w:sz w:val="24"/>
+        </w:rPr>
+        <w:t>m</w:t>
       </w:r>
       <w:r>
         <w:rPr>
@@ -3233,13 +3323,21 @@
       </w:r>
       <w:r>
         <w:rPr>
-          <w:rFonts w:ascii="Charis SIL Italic" w:hAnsi="Charis SIL Italic" w:eastAsia="Charis SIL Italic"/>
-          <w:b w:val="0"/>
-          <w:i w:val="0"/>
-          <w:color w:val="000000"/>
-          <w:sz w:val="24"/>
-        </w:rPr>
-        <w:t xml:space="preserve">tions can </w:t>
+          <w:u w:val="single" w:color="0000ff"/>
+          <w:rFonts w:ascii="Charis SIL Italic" w:hAnsi="Charis SIL Italic" w:eastAsia="Charis SIL Italic"/>
+          <w:b w:val="0"/>
+          <w:i w:val="0"/>
+          <w:color w:val="000000"/>
+          <w:sz w:val="24"/>
+        </w:rPr>
+        <w:hyperlink r:id="rId25" w:history="1">
+          <w:r>
+            <w:rPr>
+              <w:rStyle w:val="Hyperlink"/>
+            </w:rPr>
+            <w:t xml:space="preserve">tions can </w:t>
+          </w:r>
+        </w:hyperlink>
       </w:r>
       <w:r>
         <w:rPr>
@@ -4630,60 +4728,13 @@
       </w:r>
       <w:r>
         <w:rPr>
-          <w:u w:val="single" w:color="0000ff"/>
-          <w:rFonts w:ascii="Charis SIL Italic" w:hAnsi="Charis SIL Italic" w:eastAsia="Charis SIL Italic"/>
-          <w:b w:val="0"/>
-          <w:i w:val="0"/>
-          <w:color w:val="000000"/>
-          <w:sz w:val="24"/>
-        </w:rPr>
-        <w:hyperlink r:id="rId34" w:history="1">
-          <w:r>
-            <w:rPr>
-              <w:rStyle w:val="Hyperlink"/>
-            </w:rPr>
-            <w:t>for the</w:t>
-          </w:r>
-        </w:hyperlink>
-      </w:r>
-      <w:r>
-        <w:rPr>
-          <w:u w:val="single" w:color="0000ff"/>
-          <w:rFonts w:ascii="Charis SIL Italic" w:hAnsi="Charis SIL Italic" w:eastAsia="Charis SIL Italic"/>
-          <w:b w:val="0"/>
-          <w:i w:val="0"/>
-          <w:color w:val="000000"/>
-          <w:sz w:val="24"/>
-        </w:rPr>
-        <w:t xml:space="preserve"> </w:t>
-      </w:r>
-      <w:r>
-        <w:rPr>
-          <w:u w:val="single" w:color="0000ff"/>
-          <w:rFonts w:ascii="Charis SIL Italic" w:hAnsi="Charis SIL Italic" w:eastAsia="Charis SIL Italic"/>
-          <w:b w:val="0"/>
-          <w:i w:val="0"/>
-          <w:color w:val="000000"/>
-          <w:sz w:val="24"/>
-        </w:rPr>
-        <w:hyperlink r:id="rId34" w:history="1">
-          <w:r>
-            <w:rPr>
-              <w:rStyle w:val="Hyperlink"/>
-            </w:rPr>
-            <w:t>resea</w:t>
-          </w:r>
-        </w:hyperlink>
-      </w:r>
-      <w:r>
-        <w:rPr>
-          <w:rFonts w:ascii="Charis SIL Italic" w:hAnsi="Charis SIL Italic" w:eastAsia="Charis SIL Italic"/>
-          <w:b w:val="0"/>
-          <w:i w:val="0"/>
-          <w:color w:val="000000"/>
-          <w:sz w:val="24"/>
-        </w:rPr>
-        <w:t xml:space="preserve">rch of physical anthropologist </w:t>
+          <w:rFonts w:ascii="Charis SIL Italic" w:hAnsi="Charis SIL Italic" w:eastAsia="Charis SIL Italic"/>
+          <w:b w:val="0"/>
+          <w:i w:val="0"/>
+          <w:color w:val="000000"/>
+          <w:sz w:val="24"/>
+        </w:rPr>
+        <w:t xml:space="preserve">for the research of physical anthropologist </w:t>
       </w:r>
       <w:r>
         <w:rPr>
@@ -6694,7 +6745,97 @@
           <w:color w:val="000000"/>
           <w:sz w:val="24"/>
         </w:rPr>
-        <w:t>University &amp; Research, please consult the relevant resea</w:t>
+        <w:t>University &amp; Research, please co</w:t>
+      </w:r>
+      <w:r>
+        <w:rPr>
+          <w:u w:val="single" w:color="0000ff"/>
+          <w:rFonts w:ascii="Charis SIL Italic" w:hAnsi="Charis SIL Italic" w:eastAsia="Charis SIL Italic"/>
+          <w:b w:val="0"/>
+          <w:i w:val="0"/>
+          <w:color w:val="000000"/>
+          <w:sz w:val="24"/>
+        </w:rPr>
+        <w:hyperlink r:id="rId10" w:history="1">
+          <w:r>
+            <w:rPr>
+              <w:rStyle w:val="Hyperlink"/>
+            </w:rPr>
+            <w:t>nsult the rel</w:t>
+          </w:r>
+        </w:hyperlink>
+      </w:r>
+      <w:r>
+        <w:rPr>
+          <w:u w:val="single" w:color="0000ff"/>
+          <w:rFonts w:ascii="Charis SIL Italic" w:hAnsi="Charis SIL Italic" w:eastAsia="Charis SIL Italic"/>
+          <w:b w:val="0"/>
+          <w:i w:val="0"/>
+          <w:color w:val="000000"/>
+          <w:sz w:val="24"/>
+        </w:rPr>
+        <w:hyperlink r:id="rId10" w:history="1">
+          <w:r>
+            <w:rPr>
+              <w:rStyle w:val="Hyperlink"/>
+            </w:rPr>
+            <w:t>e</w:t>
+          </w:r>
+        </w:hyperlink>
+      </w:r>
+      <w:r>
+        <w:rPr>
+          <w:u w:val="single" w:color="0000ff"/>
+          <w:rFonts w:ascii="Charis SIL Italic" w:hAnsi="Charis SIL Italic" w:eastAsia="Charis SIL Italic"/>
+          <w:b w:val="0"/>
+          <w:i w:val="0"/>
+          <w:color w:val="000000"/>
+          <w:sz w:val="24"/>
+        </w:rPr>
+        <w:hyperlink r:id="rId10" w:history="1">
+          <w:r>
+            <w:rPr>
+              <w:rStyle w:val="Hyperlink"/>
+            </w:rPr>
+            <w:t>vant re</w:t>
+          </w:r>
+        </w:hyperlink>
+      </w:r>
+      <w:r>
+        <w:rPr>
+          <w:u w:val="single" w:color="0000ff"/>
+          <w:rFonts w:ascii="Charis SIL Italic" w:hAnsi="Charis SIL Italic" w:eastAsia="Charis SIL Italic"/>
+          <w:b w:val="0"/>
+          <w:i w:val="0"/>
+          <w:color w:val="000000"/>
+          <w:sz w:val="24"/>
+        </w:rPr>
+        <w:hyperlink r:id="rId10" w:history="1">
+          <w:r>
+            <w:rPr>
+              <w:rStyle w:val="Hyperlink"/>
+            </w:rPr>
+            <w:t>s</w:t>
+          </w:r>
+        </w:hyperlink>
+      </w:r>
+      <w:r>
+        <w:rPr>
+          <w:u w:val="single" w:color="0000ff"/>
+          <w:rFonts w:ascii="Charis SIL Italic" w:hAnsi="Charis SIL Italic" w:eastAsia="Charis SIL Italic"/>
+          <w:b w:val="0"/>
+          <w:i w:val="0"/>
+          <w:color w:val="000000"/>
+          <w:sz w:val="24"/>
+        </w:rPr>
+        <w:hyperlink r:id="rId10" w:history="1">
+          <w:r>
+            <w:rPr>
+              <w:rStyle w:val="Hyperlink"/>
+            </w:rPr>
+            <w:t>ea</w:t>
+          </w:r>
+        </w:hyperlink>
       </w:r>
       <w:r>
         <w:rPr>

--- a/EXPORTS/DOCX/published/niveau3/English/UniversityMus.docx
+++ b/EXPORTS/DOCX/published/niveau3/English/UniversityMus.docx
@@ -154,7 +154,7 @@
             <w:rPr>
               <w:rStyle w:val="Hyperlink"/>
             </w:rPr>
-            <w:t>scientifi</w:t>
+            <w:t>scientif</w:t>
           </w:r>
         </w:hyperlink>
       </w:r>
@@ -165,36 +165,13 @@
           <w:i w:val="0"/>
           <w:color w:val="0000FF"/>
           <w:sz w:val="24"/>
-          <w:u w:val="single"/>
-        </w:rPr>
-        <w:t>c</w:t>
-      </w:r>
-      <w:r>
-        <w:rPr>
-          <w:rFonts w:ascii="Charis SIL Italic" w:hAnsi="Charis SIL Italic" w:eastAsia="Charis SIL Italic"/>
-          <w:b w:val="0"/>
-          <w:i w:val="0"/>
-          <w:color w:val="0000FF"/>
-          <w:sz w:val="24"/>
-          <w:u w:val="single"/>
-        </w:rPr>
-        <w:t xml:space="preserve"> </w:t>
-      </w:r>
-      <w:r>
-        <w:rPr>
-          <w:rFonts w:ascii="Charis SIL Italic" w:hAnsi="Charis SIL Italic" w:eastAsia="Charis SIL Italic"/>
-          <w:b w:val="0"/>
-          <w:i w:val="0"/>
-          <w:color w:val="0000FF"/>
-          <w:sz w:val="24"/>
-          <w:u w:val="single"/>
         </w:rPr>
         <w:hyperlink r:id="rId9" w:history="1">
           <w:r>
             <w:rPr>
               <w:rStyle w:val="Hyperlink"/>
             </w:rPr>
-            <w:t>interes</w:t>
+            <w:t>i</w:t>
           </w:r>
         </w:hyperlink>
       </w:r>
@@ -205,8 +182,38 @@
           <w:i w:val="0"/>
           <w:color w:val="0000FF"/>
           <w:sz w:val="24"/>
-        </w:rPr>
-        <w:t>t</w:t>
+          <w:u w:val="single"/>
+        </w:rPr>
+        <w:t>c</w:t>
+      </w:r>
+      <w:r>
+        <w:rPr>
+          <w:rFonts w:ascii="Charis SIL Italic" w:hAnsi="Charis SIL Italic" w:eastAsia="Charis SIL Italic"/>
+          <w:b w:val="0"/>
+          <w:i w:val="0"/>
+          <w:color w:val="0000FF"/>
+          <w:sz w:val="24"/>
+          <w:u w:val="single"/>
+        </w:rPr>
+        <w:t xml:space="preserve"> </w:t>
+      </w:r>
+      <w:r>
+        <w:rPr>
+          <w:rFonts w:ascii="Charis SIL Italic" w:hAnsi="Charis SIL Italic" w:eastAsia="Charis SIL Italic"/>
+          <w:b w:val="0"/>
+          <w:i w:val="0"/>
+          <w:color w:val="0000FF"/>
+          <w:sz w:val="24"/>
+          <w:u w:val="single"/>
+        </w:rPr>
+        <w:hyperlink r:id="rId9" w:history="1">
+          <w:r>
+            <w:rPr>
+              <w:rStyle w:val="Hyperlink"/>
+            </w:rPr>
+            <w:t>interest</w:t>
+          </w:r>
+        </w:hyperlink>
       </w:r>
       <w:r>
         <w:rPr>
@@ -528,50 +535,7 @@
           <w:color w:val="000000"/>
           <w:sz w:val="24"/>
         </w:rPr>
-        <w:hyperlink r:id="rId10" w:history="1">
-          <w:r>
-            <w:rPr>
-              <w:rStyle w:val="Hyperlink"/>
-            </w:rPr>
-            <w:t>rmer [Gerar</w:t>
-          </w:r>
-        </w:hyperlink>
-      </w:r>
-      <w:r>
-        <w:rPr>
-          <w:u w:val="single" w:color="0000ff"/>
-          <w:rFonts w:ascii="Charis SIL Italic" w:hAnsi="Charis SIL Italic" w:eastAsia="Charis SIL Italic"/>
-          <w:b w:val="0"/>
-          <w:i w:val="0"/>
-          <w:color w:val="000000"/>
-          <w:sz w:val="24"/>
-        </w:rPr>
-        <w:hyperlink r:id="rId10" w:history="1">
-          <w:r>
-            <w:rPr>
-              <w:rStyle w:val="Hyperlink"/>
-            </w:rPr>
-            <w:t>d</w:t>
-          </w:r>
-        </w:hyperlink>
-      </w:r>
-      <w:r>
-        <w:rPr>
-          <w:u w:val="single" w:color="0000ff"/>
-          <w:rFonts w:ascii="Charis SIL Italic" w:hAnsi="Charis SIL Italic" w:eastAsia="Charis SIL Italic"/>
-          <w:b w:val="0"/>
-          <w:i w:val="0"/>
-          <w:color w:val="000000"/>
-          <w:sz w:val="24"/>
-        </w:rPr>
-        <w:hyperlink r:id="rId10" w:history="1">
-          <w:r>
-            <w:rPr>
-              <w:rStyle w:val="Hyperlink"/>
-            </w:rPr>
-            <w:t>us van der</w:t>
-          </w:r>
-        </w:hyperlink>
+        <w:t>rmer [Gerardus van der</w:t>
       </w:r>
       <w:r>
         <w:rPr>
@@ -3203,6 +3167,7 @@
       </w:r>
       <w:r>
         <w:rPr>
+          <w:u w:val="single" w:color="0000ff"/>
           <w:rFonts w:ascii="Charis SIL Italic" w:hAnsi="Charis SIL Italic" w:eastAsia="Charis SIL Italic"/>
           <w:b w:val="0"/>
           <w:i w:val="0"/>
@@ -3985,38 +3950,19 @@
           <w:i w:val="0"/>
           <w:color w:val="0000FF"/>
           <w:sz w:val="24"/>
+        </w:rPr>
+        <w:t xml:space="preserve">and </w:t>
+      </w:r>
+      <w:r>
+        <w:rPr>
+          <w:rFonts w:ascii="Charis SIL Italic" w:hAnsi="Charis SIL Italic" w:eastAsia="Charis SIL Italic"/>
+          <w:b w:val="0"/>
+          <w:i w:val="0"/>
+          <w:color w:val="0000FF"/>
+          <w:sz w:val="24"/>
           <w:u w:val="single"/>
         </w:rPr>
         <w:hyperlink r:id="rId30" w:history="1">
-          <w:r>
-            <w:rPr>
-              <w:rStyle w:val="Hyperlink"/>
-            </w:rPr>
-            <w:t>and</w:t>
-          </w:r>
-        </w:hyperlink>
-      </w:r>
-      <w:r>
-        <w:rPr>
-          <w:rFonts w:ascii="Charis SIL Italic" w:hAnsi="Charis SIL Italic" w:eastAsia="Charis SIL Italic"/>
-          <w:b w:val="0"/>
-          <w:i w:val="0"/>
-          <w:color w:val="0000FF"/>
-          <w:sz w:val="24"/>
-          <w:u w:val="single"/>
-        </w:rPr>
-        <w:t xml:space="preserve"> </w:t>
-      </w:r>
-      <w:r>
-        <w:rPr>
-          <w:rFonts w:ascii="Charis SIL Italic" w:hAnsi="Charis SIL Italic" w:eastAsia="Charis SIL Italic"/>
-          <w:b w:val="0"/>
-          <w:i w:val="0"/>
-          <w:color w:val="0000FF"/>
-          <w:sz w:val="24"/>
-          <w:u w:val="single"/>
-        </w:rPr>
-        <w:hyperlink r:id="rId28" w:history="1">
           <w:r>
             <w:rPr>
               <w:rStyle w:val="Hyperlink"/>
@@ -4045,7 +3991,7 @@
           <w:sz w:val="24"/>
           <w:u w:val="single"/>
         </w:rPr>
-        <w:hyperlink r:id="rId28" w:history="1">
+        <w:hyperlink r:id="rId30" w:history="1">
           <w:r>
             <w:rPr>
               <w:rStyle w:val="Hyperlink"/>
@@ -4062,14 +4008,7 @@
           <w:color w:val="000000"/>
           <w:sz w:val="24"/>
         </w:rPr>
-        <w:hyperlink r:id="rId28" w:history="1">
-          <w:r>
-            <w:rPr>
-              <w:rStyle w:val="Hyperlink"/>
-            </w:rPr>
-            <w:t xml:space="preserve">, </w:t>
-          </w:r>
-        </w:hyperlink>
+        <w:t xml:space="preserve">, </w:t>
       </w:r>
       <w:r>
         <w:rPr>
@@ -4080,7 +4019,7 @@
           <w:sz w:val="24"/>
           <w:u w:val="single"/>
         </w:rPr>
-        <w:hyperlink r:id="rId28" w:history="1">
+        <w:hyperlink r:id="rId31" w:history="1">
           <w:r>
             <w:rPr>
               <w:rStyle w:val="Hyperlink"/>
@@ -4728,13 +4667,60 @@
       </w:r>
       <w:r>
         <w:rPr>
-          <w:rFonts w:ascii="Charis SIL Italic" w:hAnsi="Charis SIL Italic" w:eastAsia="Charis SIL Italic"/>
-          <w:b w:val="0"/>
-          <w:i w:val="0"/>
-          <w:color w:val="000000"/>
-          <w:sz w:val="24"/>
-        </w:rPr>
-        <w:t xml:space="preserve">for the research of physical anthropologist </w:t>
+          <w:u w:val="single" w:color="0000ff"/>
+          <w:rFonts w:ascii="Charis SIL Italic" w:hAnsi="Charis SIL Italic" w:eastAsia="Charis SIL Italic"/>
+          <w:b w:val="0"/>
+          <w:i w:val="0"/>
+          <w:color w:val="000000"/>
+          <w:sz w:val="24"/>
+        </w:rPr>
+        <w:hyperlink r:id="rId34" w:history="1">
+          <w:r>
+            <w:rPr>
+              <w:rStyle w:val="Hyperlink"/>
+            </w:rPr>
+            <w:t>for the</w:t>
+          </w:r>
+        </w:hyperlink>
+      </w:r>
+      <w:r>
+        <w:rPr>
+          <w:u w:val="single" w:color="0000ff"/>
+          <w:rFonts w:ascii="Charis SIL Italic" w:hAnsi="Charis SIL Italic" w:eastAsia="Charis SIL Italic"/>
+          <w:b w:val="0"/>
+          <w:i w:val="0"/>
+          <w:color w:val="000000"/>
+          <w:sz w:val="24"/>
+        </w:rPr>
+        <w:t xml:space="preserve"> </w:t>
+      </w:r>
+      <w:r>
+        <w:rPr>
+          <w:u w:val="single" w:color="0000ff"/>
+          <w:rFonts w:ascii="Charis SIL Italic" w:hAnsi="Charis SIL Italic" w:eastAsia="Charis SIL Italic"/>
+          <w:b w:val="0"/>
+          <w:i w:val="0"/>
+          <w:color w:val="000000"/>
+          <w:sz w:val="24"/>
+        </w:rPr>
+        <w:hyperlink r:id="rId34" w:history="1">
+          <w:r>
+            <w:rPr>
+              <w:rStyle w:val="Hyperlink"/>
+            </w:rPr>
+            <w:t>resea</w:t>
+          </w:r>
+        </w:hyperlink>
+      </w:r>
+      <w:r>
+        <w:rPr>
+          <w:rFonts w:ascii="Charis SIL Italic" w:hAnsi="Charis SIL Italic" w:eastAsia="Charis SIL Italic"/>
+          <w:b w:val="0"/>
+          <w:i w:val="0"/>
+          <w:color w:val="000000"/>
+          <w:sz w:val="24"/>
+        </w:rPr>
+        <w:t xml:space="preserve">rch of physical anthropologist </w:t>
       </w:r>
       <w:r>
         <w:rPr>
@@ -5187,6 +5173,16 @@
       </w:r>
       <w:r>
         <w:rPr>
+          <w:rFonts w:ascii="Charis SIL Italic" w:hAnsi="Charis SIL Italic" w:eastAsia="Charis SIL Italic"/>
+          <w:b w:val="0"/>
+          <w:i w:val="0"/>
+          <w:color w:val="000000"/>
+          <w:sz w:val="24"/>
+        </w:rPr>
+        <w:t>i</w:t>
+      </w:r>
+      <w:r>
+        <w:rPr>
           <w:u w:val="single" w:color="0000ff"/>
           <w:rFonts w:ascii="Charis SIL Italic" w:hAnsi="Charis SIL Italic" w:eastAsia="Charis SIL Italic"/>
           <w:b w:val="0"/>
@@ -5194,17 +5190,17 @@
           <w:color w:val="000000"/>
           <w:sz w:val="24"/>
         </w:rPr>
-        <w:t>i</w:t>
-      </w:r>
-      <w:r>
-        <w:rPr>
-          <w:rFonts w:ascii="Charis SIL Italic" w:hAnsi="Charis SIL Italic" w:eastAsia="Charis SIL Italic"/>
-          <w:b w:val="0"/>
-          <w:i w:val="0"/>
-          <w:color w:val="000000"/>
-          <w:sz w:val="24"/>
-        </w:rPr>
-        <w:t xml:space="preserve">rst professor of art history and modern languages at the UvA, the museum </w:t>
+        <w:t>r</w:t>
+      </w:r>
+      <w:r>
+        <w:rPr>
+          <w:rFonts w:ascii="Charis SIL Italic" w:hAnsi="Charis SIL Italic" w:eastAsia="Charis SIL Italic"/>
+          <w:b w:val="0"/>
+          <w:i w:val="0"/>
+          <w:color w:val="000000"/>
+          <w:sz w:val="24"/>
+        </w:rPr>
+        <w:t xml:space="preserve">st professor of art history and modern languages at the UvA, the museum </w:t>
       </w:r>
       <w:r>
         <w:rPr>
@@ -6271,21 +6267,13 @@
       </w:r>
       <w:r>
         <w:rPr>
-          <w:u w:val="single" w:color="0000ff"/>
-          <w:rFonts w:ascii="Charis SIL Italic" w:hAnsi="Charis SIL Italic" w:eastAsia="Charis SIL Italic"/>
-          <w:b w:val="0"/>
-          <w:i w:val="0"/>
-          <w:color w:val="000000"/>
-          <w:sz w:val="24"/>
-        </w:rPr>
-        <w:hyperlink r:id="rId46" w:history="1">
-          <w:r>
-            <w:rPr>
-              <w:rStyle w:val="Hyperlink"/>
-            </w:rPr>
-            <w:t>r</w:t>
-          </w:r>
-        </w:hyperlink>
+          <w:rFonts w:ascii="Charis SIL Italic" w:hAnsi="Charis SIL Italic" w:eastAsia="Charis SIL Italic"/>
+          <w:b w:val="0"/>
+          <w:i w:val="0"/>
+          <w:color w:val="000000"/>
+          <w:sz w:val="24"/>
+        </w:rPr>
+        <w:t>r</w:t>
       </w:r>
       <w:r>
         <w:rPr>
@@ -6476,25 +6464,7 @@
           <w:color w:val="000000"/>
           <w:sz w:val="24"/>
         </w:rPr>
-        <w:hyperlink r:id="rId47" w:history="1">
-          <w:r>
-            <w:rPr>
-              <w:rStyle w:val="Hyperlink"/>
-            </w:rPr>
-            <w:t>t the</w:t>
-          </w:r>
-        </w:hyperlink>
-      </w:r>
-      <w:r>
-        <w:rPr>
-          <w:u w:val="single" w:color="0000ff"/>
-          <w:rFonts w:ascii="Charis SIL Italic" w:hAnsi="Charis SIL Italic" w:eastAsia="Charis SIL Italic"/>
-          <w:b w:val="0"/>
-          <w:i w:val="0"/>
-          <w:color w:val="000000"/>
-          <w:sz w:val="24"/>
-        </w:rPr>
-        <w:t xml:space="preserve"> </w:t>
+        <w:t xml:space="preserve">t the </w:t>
       </w:r>
       <w:r>
         <w:rPr>
@@ -6505,7 +6475,7 @@
           <w:sz w:val="24"/>
           <w:u w:val="single"/>
         </w:rPr>
-        <w:hyperlink r:id="rId47" w:history="1">
+        <w:hyperlink r:id="rId48" w:history="1">
           <w:r>
             <w:rPr>
               <w:rStyle w:val="Hyperlink"/>
